--- a/astro-site/public/dl/plan-negocio-parrillero-asador-eventos/modelos-contrato-parrillero-asador-eventos.docx
+++ b/astro-site/public/dl/plan-negocio-parrillero-asador-eventos/modelos-contrato-parrillero-asador-eventos.docx
@@ -103,7 +103,7 @@
         <w:spacing w:after="160"/>
       </w:pPr>
       <w:r>
-        <w:t>DE UNA PARTE, [NOMBRE PARRILLERO O RAZÓN SOCIAL], con NIF/CIF [XXXXXXXXX], domicilio fiscal en [calle, número, código postal, ciudad], actuando en nombre propio y en su condición de profesional autónomo prestador del servicio de parrilla y asado para eventos (en adelante, el «PARRILLERO»).</w:t>
+        <w:t>DE UNA PARTE, [NOMBRE PARRILLERO O RAZÓN SOCIAL], con NIF/CIF [XXXXXXXXX], domicilio fiscal en [calle, número, código postal, ciudad], actuando en nombre propio o en representación de [razón social del PARRILLERO], prestador del servicio de parrilla y asado para eventos (en adelante, el «PARRILLERO»).</w:t>
       </w:r>
     </w:p>
     <w:p>
@@ -387,7 +387,15 @@
         <w:spacing w:after="160"/>
       </w:pPr>
       <w:r>
-        <w:t>Todos los pagos se realizarán mediante transferencia bancaria a la cuenta ES[XX XXXX XXXX XXXX XXXX XXXX] indicada por el PARRILLERO. La factura se emitirá a nombre del CLIENTE en un plazo no superior a 15 días tras el evento.</w:t>
+        <w:t>Todos los pagos se realizarán mediante transferencia bancaria a la cuenta ES[XX XXXX XXXX XXXX XXXX XXXX] indicada por el PARRILLERO. El PARRILLERO emitirá a nombre del CLIENTE una factura por cada pago recibido, también por la señal (el IVA se devenga con el cobro, art. 75.Dos de la Ley 37/1992).</w:t>
+      </w:r>
+    </w:p>
+    <w:p>
+      <w:pPr>
+        <w:spacing w:after="160"/>
+      </w:pPr>
+      <w:r>
+        <w:t>Al tratarse de un servicio de comida con fecha determinada, el CLIENTE no dispone del derecho de desistimiento (art. 103.l del Texto Refundido de la Ley General para la Defensa de los Consumidores y Usuarios); por eso la política de pagos y cancelaciones de este contrato queda aceptada con la firma.</w:t>
       </w:r>
     </w:p>
     <w:p>
@@ -415,7 +423,7 @@
         <w:spacing w:after="80"/>
       </w:pPr>
       <w:r>
-        <w:t>Si la cancelación se produce con más de 60 días de antelación al evento: el PARRILLERO retendrá la señal del 30 % en concepto de gastos de gestión y pre-aprovisionamiento.</w:t>
+        <w:t>Si la cancelación se produce con 60 días o más de antelación al evento: el PARRILLERO retendrá la señal del 30 % en concepto de gastos de gestión y pre-aprovisionamiento.</w:t>
       </w:r>
     </w:p>
     <w:p>
@@ -433,7 +441,7 @@
         <w:spacing w:after="80"/>
       </w:pPr>
       <w:r>
-        <w:t>Entre 8 y 29 días de antelación: el CLIENTE deberá abonar el 75 % del precio total.</w:t>
+        <w:t>Entre 7 y 29 días de antelación: el CLIENTE deberá abonar el 75 % del precio total.</w:t>
       </w:r>
     </w:p>
     <w:p>
@@ -469,7 +477,7 @@
         <w:spacing w:after="160"/>
       </w:pPr>
       <w:r>
-        <w:t>No serán imputables a ninguna de las partes las cancelaciones por fuerza mayor, entendiendo como tales: declaración oficial de emergencia sanitaria, fenómenos meteorológicos extremos que impidan el servicio (alerta naranja o roja oficial), prohibición administrativa de uso del fuego en la zona (plan INFOCA, decretos de sequía, alertas forestales), corte de suministros esenciales o cualquier otra causa imprevisible y ajena. En estos supuestos las partes acordarán de buena fe un cambio de fecha o, en su defecto, la devolución íntegra de las cantidades abonadas.</w:t>
+        <w:t>No serán imputables a ninguna de las partes las cancelaciones por fuerza mayor, entendiendo como tales: declaración oficial de emergencia sanitaria, fenómenos meteorológicos extremos que impidan el servicio (alerta naranja o roja oficial), prohibición administrativa de uso del fuego en la zona (planes autonómicos de incendios forestales como el INFOCA, decretos de sequía, alertas forestales, época de peligro alto), corte de suministros esenciales o cualquier otra causa imprevisible y ajena. En estos supuestos, si no se puede cocinar con fuego, las partes intentarán primero el plan B pactado en el briefing (plancha o parrilla de piedra volcánica a gas, con una botella de menos de 15 kg por aparato, o equipos sin llama del recinto); si tampoco es posible, acordarán de buena fe un cambio de fecha sin coste adicional (reprogramación) o, en su defecto, la devolución íntegra de las cantidades abonadas.</w:t>
       </w:r>
     </w:p>
     <w:p>
@@ -507,7 +515,7 @@
         <w:spacing w:after="160"/>
       </w:pPr>
       <w:r>
-        <w:t>El PARRILLERO declara disponer de seguro de responsabilidad civil profesional vigente con cobertura mínima de [300.000 / 600.000] € para el ejercicio de la actividad de parrilla y asado en eventos. A petición del CLIENTE le facilitará copia de la póliza.</w:t>
+        <w:t>El PARRILLERO declara disponer de seguro de responsabilidad civil de explotación vigente, con cobertura de incendio y de producto y un mínimo de [600.000] € para el ejercicio de la actividad de parrilla y asado en eventos. A petición del CLIENTE le facilitará copia de la póliza.</w:t>
       </w:r>
     </w:p>
     <w:p>
@@ -545,7 +553,7 @@
         <w:spacing w:after="160"/>
       </w:pPr>
       <w:r>
-        <w:t>Los datos personales del CLIENTE serán tratados conforme al RGPD (Reglamento UE 2016/679) con la única finalidad de prestar el servicio contratado. Responsable del tratamiento: [Datos del PARRILLERO]. Derechos de acceso, rectificación, supresión, oposición y portabilidad ejercitables en [email].</w:t>
+        <w:t>Los datos personales del CLIENTE serán tratados conforme al RGPD (Reglamento UE 2016/679) con la única finalidad de prestar el servicio contratado. Responsable del tratamiento: [Datos del PARRILLERO]. Derechos de acceso, rectificación, supresión, limitación, portabilidad y oposición ejercitables en [email].</w:t>
       </w:r>
     </w:p>
     <w:p>
@@ -564,7 +572,7 @@
         <w:spacing w:after="160"/>
       </w:pPr>
       <w:r>
-        <w:t>Para la resolución de cualquier controversia derivada del presente contrato, las partes se someten a los Juzgados y Tribunales de [Ciudad correspondiente al domicilio del PARRILLERO].</w:t>
+        <w:t>Para la resolución de cualquier controversia derivada del presente contrato, las partes se someten a los Juzgados y Tribunales del domicilio del CLIENTE, por tratarse de un consumidor (art. 90.2 del Texto Refundido de la Ley General para la Defensa de los Consumidores y Usuarios).</w:t>
       </w:r>
     </w:p>
     <w:p>
@@ -645,7 +653,7 @@
         <w:spacing w:after="160"/>
       </w:pPr>
       <w:r>
-        <w:t>DE UNA PARTE, [NOMBRE PARRILLERO O RAZÓN SOCIAL], con NIF/CIF [XXXXXXXXX], domicilio fiscal en [dirección completa], en adelante el «PARRILLERO» o el «PROVEEDOR».</w:t>
+        <w:t>DE UNA PARTE, [NOMBRE PARRILLERO O RAZÓN SOCIAL], con NIF/CIF [XXXXXXXXX], domicilio fiscal en [dirección completa], actuando en nombre propio o en representación de [razón social del PARRILLERO], en adelante el «PARRILLERO» o el «PROVEEDOR».</w:t>
       </w:r>
     </w:p>
     <w:p>
@@ -795,7 +803,7 @@
         <w:spacing w:after="80"/>
       </w:pPr>
       <w:r>
-        <w:t>Retención IRPF aplicable: [7 % primer año, 15 % en adelante] según normativa vigente para autónomos.</w:t>
+        <w:t>Facturación: factura de cada pago, también del anticipo; la factura no lleva retenciones de IRPF (la actividad es empresarial).</w:t>
       </w:r>
     </w:p>
     <w:p>
@@ -832,7 +840,7 @@
         <w:spacing w:after="80"/>
       </w:pPr>
       <w:r>
-        <w:t>Cancelación con más de 30 días de antelación: 20 % del precio del pedido.</w:t>
+        <w:t>Cancelación con 30 días o más de antelación: 20 % del precio del pedido.</w:t>
       </w:r>
     </w:p>
     <w:p>
@@ -850,7 +858,7 @@
         <w:spacing w:after="80"/>
       </w:pPr>
       <w:r>
-        <w:t>Cancelación entre 8-14 días: 75 %.</w:t>
+        <w:t>Cancelación entre 7-14 días: 75 %.</w:t>
       </w:r>
     </w:p>
     <w:p>
@@ -860,6 +868,25 @@
       </w:pPr>
       <w:r>
         <w:t>Cancelación con menos de 7 días o no presentación: 100 %.</w:t>
+      </w:r>
+    </w:p>
+    <w:p>
+      <w:r>
+        <w:rPr>
+          <w:rFonts w:ascii="Inter" w:hAnsi="Inter"/>
+          <w:b/>
+          <w:color w:val="B08D57"/>
+          <w:sz w:val="18"/>
+        </w:rPr>
+        <w:t>QUINTA BIS · FUERZA MAYOR</w:t>
+      </w:r>
+    </w:p>
+    <w:p>
+      <w:pPr>
+        <w:spacing w:after="160"/>
+      </w:pPr>
+      <w:r>
+        <w:t>En caso de fuerza mayor (catástrofe natural, prohibición administrativa, condiciones meteorológicas extremas declaradas por AEMET, intervención de la autoridad sanitaria o prohibición del uso del fuego por la época o el nivel de peligro de incendios), las partes intentarán primero el plan B pactado en la Hoja de Pedido (plancha o parrilla de piedra volcánica a gas, o equipos sin llama del recinto); si no es posible, reprogramarán el evento sin coste adicional, y si la reprogramación tampoco lo es, el PARRILLERO devolverá íntegramente el anticipo a la AGENCIA.</w:t>
       </w:r>
     </w:p>
     <w:p>
@@ -934,7 +961,7 @@
         <w:spacing w:after="160"/>
       </w:pPr>
       <w:r>
-        <w:t>El PARRILLERO declara disponer de póliza de RC profesional con cobertura mínima de [600.000] € por siniestro. A petición del CLIENTE entregará copia certificada anualmente. Adicionalmente, asumirá responsabilidad directa por daños imputables a su personal o equipamiento, salvo fuerza mayor. El CLIENTE asumirá la gestión y obtención de los permisos administrativos del lugar del evento (autorizaciones de fuego, cesión de espacios, etc.).</w:t>
+        <w:t>El PARRILLERO declara disponer de póliza de RC de explotación, con cobertura de incendio y de producto, y un mínimo de [600.000] € por siniestro. A petición del CLIENTE entregará copia certificada anualmente. Adicionalmente, asumirá responsabilidad directa por daños imputables a su personal o equipamiento, salvo fuerza mayor. El CLIENTE asumirá la gestión y obtención de los permisos administrativos del lugar del evento (autorizaciones de fuego, cesión de espacios, etc.).</w:t>
       </w:r>
     </w:p>
     <w:p>
@@ -1021,7 +1048,7 @@
           <w:color w:val="1F1B16"/>
           <w:sz w:val="26"/>
         </w:rPr>
-        <w:t>Anexo I · Tarifario base B2B 2026</w:t>
+        <w:t>Anexo I · Tarifario B2B orientativo: pon tus precios (sin IVA)</w:t>
       </w:r>
     </w:p>
     <w:tbl>
@@ -1072,7 +1099,7 @@
                 <w:color w:val="FFFFFF"/>
                 <w:sz w:val="20"/>
               </w:rPr>
-              <w:t>€/pax bajo</w:t>
+              <w:t>€/inv. bajo, sin IVA</w:t>
             </w:r>
           </w:p>
         </w:tc>
@@ -1090,7 +1117,7 @@
                 <w:color w:val="FFFFFF"/>
                 <w:sz w:val="20"/>
               </w:rPr>
-              <w:t>€/pax medio</w:t>
+              <w:t>€/inv. medio, sin IVA</w:t>
             </w:r>
           </w:p>
         </w:tc>
@@ -1108,7 +1135,7 @@
                 <w:color w:val="FFFFFF"/>
                 <w:sz w:val="20"/>
               </w:rPr>
-              <w:t>€/pax premium</w:t>
+              <w:t>€/inv. premium, sin IVA</w:t>
             </w:r>
           </w:p>
         </w:tc>
@@ -1144,7 +1171,7 @@
                 <w:color w:val="FFFFFF"/>
                 <w:sz w:val="20"/>
               </w:rPr>
-              <w:t>Fee desplazamiento (€)</w:t>
+              <w:t>Desplazamiento (€/km, ida y vuelta)</w:t>
             </w:r>
           </w:p>
         </w:tc>
@@ -1180,7 +1207,7 @@
                 <w:color w:val="1F1B16"/>
                 <w:sz w:val="20"/>
               </w:rPr>
-              <w:t>60</w:t>
+              <w:t>45</w:t>
             </w:r>
           </w:p>
         </w:tc>
@@ -1197,7 +1224,7 @@
                 <w:color w:val="1F1B16"/>
                 <w:sz w:val="20"/>
               </w:rPr>
-              <w:t>90</w:t>
+              <w:t>60</w:t>
             </w:r>
           </w:p>
         </w:tc>
@@ -1214,7 +1241,7 @@
                 <w:color w:val="1F1B16"/>
                 <w:sz w:val="20"/>
               </w:rPr>
-              <w:t>130</w:t>
+              <w:t>85</w:t>
             </w:r>
           </w:p>
         </w:tc>
@@ -1248,7 +1275,7 @@
                 <w:color w:val="1F1B16"/>
                 <w:sz w:val="20"/>
               </w:rPr>
-              <w:t>250</w:t>
+              <w:t>0,95</w:t>
             </w:r>
           </w:p>
         </w:tc>
@@ -1284,7 +1311,7 @@
                 <w:color w:val="1F1B16"/>
                 <w:sz w:val="20"/>
               </w:rPr>
-              <w:t>65</w:t>
+              <w:t>45</w:t>
             </w:r>
           </w:p>
         </w:tc>
@@ -1301,7 +1328,7 @@
                 <w:color w:val="1F1B16"/>
                 <w:sz w:val="20"/>
               </w:rPr>
-              <w:t>95</w:t>
+              <w:t>65</w:t>
             </w:r>
           </w:p>
         </w:tc>
@@ -1318,7 +1345,7 @@
                 <w:color w:val="1F1B16"/>
                 <w:sz w:val="20"/>
               </w:rPr>
-              <w:t>150</w:t>
+              <w:t>90</w:t>
             </w:r>
           </w:p>
         </w:tc>
@@ -1352,7 +1379,7 @@
                 <w:color w:val="1F1B16"/>
                 <w:sz w:val="20"/>
               </w:rPr>
-              <w:t>200</w:t>
+              <w:t>0,95</w:t>
             </w:r>
           </w:p>
         </w:tc>
@@ -1388,7 +1415,7 @@
                 <w:color w:val="1F1B16"/>
                 <w:sz w:val="20"/>
               </w:rPr>
-              <w:t>45</w:t>
+              <w:t>26</w:t>
             </w:r>
           </w:p>
         </w:tc>
@@ -1405,7 +1432,7 @@
                 <w:color w:val="1F1B16"/>
                 <w:sz w:val="20"/>
               </w:rPr>
-              <w:t>65</w:t>
+              <w:t>31</w:t>
             </w:r>
           </w:p>
         </w:tc>
@@ -1422,7 +1449,7 @@
                 <w:color w:val="1F1B16"/>
                 <w:sz w:val="20"/>
               </w:rPr>
-              <w:t>90</w:t>
+              <w:t>42</w:t>
             </w:r>
           </w:p>
         </w:tc>
@@ -1456,7 +1483,7 @@
                 <w:color w:val="1F1B16"/>
                 <w:sz w:val="20"/>
               </w:rPr>
-              <w:t>350</w:t>
+              <w:t>0,95</w:t>
             </w:r>
           </w:p>
         </w:tc>
@@ -1492,7 +1519,7 @@
                 <w:color w:val="1F1B16"/>
                 <w:sz w:val="20"/>
               </w:rPr>
-              <w:t>50</w:t>
+              <w:t>30</w:t>
             </w:r>
           </w:p>
         </w:tc>
@@ -1509,7 +1536,7 @@
                 <w:color w:val="1F1B16"/>
                 <w:sz w:val="20"/>
               </w:rPr>
-              <w:t>75</w:t>
+              <w:t>40</w:t>
             </w:r>
           </w:p>
         </w:tc>
@@ -1526,7 +1553,7 @@
                 <w:color w:val="1F1B16"/>
                 <w:sz w:val="20"/>
               </w:rPr>
-              <w:t>110</w:t>
+              <w:t>55</w:t>
             </w:r>
           </w:p>
         </w:tc>
@@ -1560,7 +1587,7 @@
                 <w:color w:val="1F1B16"/>
                 <w:sz w:val="20"/>
               </w:rPr>
-              <w:t>250</w:t>
+              <w:t>0,95</w:t>
             </w:r>
           </w:p>
         </w:tc>
@@ -1596,7 +1623,7 @@
                 <w:color w:val="1F1B16"/>
                 <w:sz w:val="20"/>
               </w:rPr>
-              <w:t>fee/jornada 600</w:t>
+              <w:t>por jornada: a presupuestar</w:t>
             </w:r>
           </w:p>
         </w:tc>
@@ -1613,7 +1640,7 @@
                 <w:color w:val="1F1B16"/>
                 <w:sz w:val="20"/>
               </w:rPr>
-              <w:t>850</w:t>
+              <w:t>—</w:t>
             </w:r>
           </w:p>
         </w:tc>
@@ -1630,7 +1657,7 @@
                 <w:color w:val="1F1B16"/>
                 <w:sz w:val="20"/>
               </w:rPr>
-              <w:t>1.200</w:t>
+              <w:t>—</w:t>
             </w:r>
           </w:p>
         </w:tc>
@@ -1664,7 +1691,7 @@
                 <w:color w:val="1F1B16"/>
                 <w:sz w:val="20"/>
               </w:rPr>
-              <w:t>200</w:t>
+              <w:t>0,95</w:t>
             </w:r>
           </w:p>
         </w:tc>
@@ -1700,7 +1727,7 @@
                 <w:color w:val="1F1B16"/>
                 <w:sz w:val="20"/>
               </w:rPr>
-              <w:t>90</w:t>
+              <w:t>55</w:t>
             </w:r>
           </w:p>
         </w:tc>
@@ -1717,7 +1744,7 @@
                 <w:color w:val="1F1B16"/>
                 <w:sz w:val="20"/>
               </w:rPr>
-              <w:t>130</w:t>
+              <w:t>75</w:t>
             </w:r>
           </w:p>
         </w:tc>
@@ -1734,7 +1761,7 @@
                 <w:color w:val="1F1B16"/>
                 <w:sz w:val="20"/>
               </w:rPr>
-              <w:t>180</w:t>
+              <w:t>100</w:t>
             </w:r>
           </w:p>
         </w:tc>
@@ -1768,7 +1795,7 @@
                 <w:color w:val="1F1B16"/>
                 <w:sz w:val="20"/>
               </w:rPr>
-              <w:t>400</w:t>
+              <w:t>0,95</w:t>
             </w:r>
           </w:p>
         </w:tc>
@@ -1802,7 +1829,7 @@
       </w:r>
     </w:p>
     <w:sectPr>
-      <w:pgSz w:w="12240" w:h="15840"/>
+      <w:pgSz w:w="11906" w:h="16838"/>
       <w:pgMar w:top="1247" w:right="1247" w:bottom="1247" w:left="1247" w:header="720" w:footer="720" w:gutter="0"/>
       <w:cols w:space="720"/>
       <w:docGrid w:linePitch="360"/>

--- a/astro-site/public/dl/plan-negocio-parrillero-asador-eventos/modelos-contrato-parrillero-asador-eventos.docx
+++ b/astro-site/public/dl/plan-negocio-parrillero-asador-eventos/modelos-contrato-parrillero-asador-eventos.docx
@@ -33,7 +33,7 @@
           <w:color w:val="6B5E4D"/>
           <w:sz w:val="24"/>
         </w:rPr>
-        <w:t>Dos plantillas legales editables: B2C particular (cumpleaños, bautizos, bodas íntimas) y B2B profesional (wedding planners, agencias, hoteles, empresas).</w:t>
+        <w:t>Dos plantillas legales editables: B2C particular (cumpleaños, bautizos, bodas) y B2B profesional (wedding planners, agencias, hoteles, empresas).</w:t>
       </w:r>
     </w:p>
     <w:p/>
@@ -76,7 +76,7 @@
           <w:color w:val="B08D57"/>
           <w:sz w:val="18"/>
         </w:rPr>
-        <w:t>PARA CLIENTES FINALES (CUMPLEAÑOS, BAUTIZOS, COMUNIONES, BODAS ÍNTIMAS EN FINCA/CHALET)</w:t>
+        <w:t>PARA CLIENTES FINALES (CUMPLEAÑOS, BAUTIZOS, COMUNIONES, BODAS Y CELEBRACIONES EN FINCA O CHALET)</w:t>
       </w:r>
     </w:p>
     <w:p>
@@ -259,7 +259,7 @@
         <w:spacing w:after="80"/>
       </w:pPr>
       <w:r>
-        <w:t>Servicio de un (1) parrillero profesional y [N] ayudante(s) si aplica.</w:t>
+        <w:t>Servicio de [N] parrillero(s) y [N] ayudante(s), según la tabla de escalado del manual.</w:t>
       </w:r>
     </w:p>
     <w:p>
@@ -324,7 +324,7 @@
         <w:spacing w:after="80"/>
       </w:pPr>
       <w:r>
-        <w:t>Permisos administrativos del lugar del evento (responsabilidad del CLIENTE).</w:t>
+        <w:t>Permiso del propietario del lugar (CLIENTE). La autorización municipal o autonómica de uso del fuego la tramita el PARRILLERO con los datos del CLIENTE, salvo pacto en contrario.</w:t>
       </w:r>
     </w:p>
     <w:p>
